--- a/docs/Software Requirements Specification.docx
+++ b/docs/Software Requirements Specification.docx
@@ -193,8 +193,609 @@
           <w:sz w:val="22"/>
           <w:szCs w:val="22"/>
         </w:rPr>
-        <w:t xml:space="preserve">FR2.3: The system shall calculate the next duemileage for ach </w:t>
-      </w:r>
+        <w:t>FR2.3: The system shall calculate the next du</w:t>
+      </w:r>
+      <w:r>
+        <w:rPr>
+          <w:sz w:val="22"/>
+          <w:szCs w:val="22"/>
+        </w:rPr>
+        <w:t>e mileage for each maintenance item based on last service mileage + service interval.</w:t>
+      </w:r>
+    </w:p>
+    <w:p>
+      <w:pPr>
+        <w:rPr>
+          <w:sz w:val="22"/>
+          <w:szCs w:val="22"/>
+        </w:rPr>
+      </w:pPr>
+      <w:r>
+        <w:rPr>
+          <w:sz w:val="22"/>
+          <w:szCs w:val="22"/>
+        </w:rPr>
+        <w:t>FR3: Maintenance Recommendations</w:t>
+      </w:r>
+    </w:p>
+    <w:p>
+      <w:pPr>
+        <w:pStyle w:val="ListParagraph"/>
+        <w:numPr>
+          <w:ilvl w:val="0"/>
+          <w:numId w:val="5"/>
+        </w:numPr>
+        <w:rPr>
+          <w:sz w:val="22"/>
+          <w:szCs w:val="22"/>
+        </w:rPr>
+      </w:pPr>
+      <w:r>
+        <w:rPr>
+          <w:sz w:val="22"/>
+          <w:szCs w:val="22"/>
+        </w:rPr>
+        <w:t>FR3.1: The system shall display all maintenance items that are overdue (current mileage &gt;= next due mileage).</w:t>
+      </w:r>
+    </w:p>
+    <w:p>
+      <w:pPr>
+        <w:pStyle w:val="ListParagraph"/>
+        <w:numPr>
+          <w:ilvl w:val="0"/>
+          <w:numId w:val="5"/>
+        </w:numPr>
+        <w:rPr>
+          <w:sz w:val="22"/>
+          <w:szCs w:val="22"/>
+        </w:rPr>
+      </w:pPr>
+      <w:r>
+        <w:rPr>
+          <w:sz w:val="22"/>
+          <w:szCs w:val="22"/>
+        </w:rPr>
+        <w:t>FR3.2: The system shall display maintenance items due within 1,000 miles of current mileage.</w:t>
+      </w:r>
+    </w:p>
+    <w:p>
+      <w:pPr>
+        <w:pStyle w:val="ListParagraph"/>
+        <w:numPr>
+          <w:ilvl w:val="0"/>
+          <w:numId w:val="5"/>
+        </w:numPr>
+        <w:rPr>
+          <w:sz w:val="22"/>
+          <w:szCs w:val="22"/>
+        </w:rPr>
+      </w:pPr>
+      <w:r>
+        <w:rPr>
+          <w:sz w:val="22"/>
+          <w:szCs w:val="22"/>
+        </w:rPr>
+        <w:t>FR3.3: The system shall categorize recommendations as “Overdue”, “Due Soon”, or “OK”.</w:t>
+      </w:r>
+    </w:p>
+    <w:p>
+      <w:pPr>
+        <w:rPr>
+          <w:sz w:val="22"/>
+          <w:szCs w:val="22"/>
+        </w:rPr>
+      </w:pPr>
+      <w:r>
+        <w:rPr>
+          <w:sz w:val="22"/>
+          <w:szCs w:val="22"/>
+        </w:rPr>
+        <w:t>FR4: Service History</w:t>
+      </w:r>
+    </w:p>
+    <w:p>
+      <w:pPr>
+        <w:pStyle w:val="ListParagraph"/>
+        <w:numPr>
+          <w:ilvl w:val="0"/>
+          <w:numId w:val="6"/>
+        </w:numPr>
+        <w:rPr>
+          <w:sz w:val="22"/>
+          <w:szCs w:val="22"/>
+        </w:rPr>
+      </w:pPr>
+      <w:r>
+        <w:rPr>
+          <w:sz w:val="22"/>
+          <w:szCs w:val="22"/>
+        </w:rPr>
+        <w:t>FR4.1: The system shall allow users to mark maintenance items as completed with date and mileage.</w:t>
+      </w:r>
+    </w:p>
+    <w:p>
+      <w:pPr>
+        <w:pStyle w:val="ListParagraph"/>
+        <w:numPr>
+          <w:ilvl w:val="0"/>
+          <w:numId w:val="6"/>
+        </w:numPr>
+        <w:rPr>
+          <w:sz w:val="22"/>
+          <w:szCs w:val="22"/>
+        </w:rPr>
+      </w:pPr>
+      <w:r>
+        <w:rPr>
+          <w:sz w:val="22"/>
+          <w:szCs w:val="22"/>
+        </w:rPr>
+        <w:t>FR4.2: The system shall maintain a history of all completed maintenance with timestamps.</w:t>
+      </w:r>
+    </w:p>
+    <w:p>
+      <w:pPr>
+        <w:rPr>
+          <w:sz w:val="22"/>
+          <w:szCs w:val="22"/>
+        </w:rPr>
+      </w:pPr>
+      <w:r>
+        <w:rPr>
+          <w:sz w:val="22"/>
+          <w:szCs w:val="22"/>
+        </w:rPr>
+        <w:t>FR5: Multiple Vehicles</w:t>
+      </w:r>
+    </w:p>
+    <w:p>
+      <w:pPr>
+        <w:pStyle w:val="ListParagraph"/>
+        <w:numPr>
+          <w:ilvl w:val="0"/>
+          <w:numId w:val="7"/>
+        </w:numPr>
+        <w:rPr>
+          <w:sz w:val="22"/>
+          <w:szCs w:val="22"/>
+        </w:rPr>
+      </w:pPr>
+      <w:r>
+        <w:rPr>
+          <w:sz w:val="22"/>
+          <w:szCs w:val="22"/>
+        </w:rPr>
+        <w:t>FR5.1: The system shall allow users to add up to *4* vehicles to their account.</w:t>
+      </w:r>
+    </w:p>
+    <w:p>
+      <w:pPr>
+        <w:pStyle w:val="ListParagraph"/>
+        <w:numPr>
+          <w:ilvl w:val="0"/>
+          <w:numId w:val="7"/>
+        </w:numPr>
+        <w:rPr>
+          <w:sz w:val="22"/>
+          <w:szCs w:val="22"/>
+        </w:rPr>
+      </w:pPr>
+      <w:r>
+        <w:rPr>
+          <w:sz w:val="22"/>
+          <w:szCs w:val="22"/>
+        </w:rPr>
+        <w:t xml:space="preserve">FR5.2: </w:t>
+      </w:r>
+      <w:r>
+        <w:rPr>
+          <w:sz w:val="22"/>
+          <w:szCs w:val="22"/>
+        </w:rPr>
+        <w:t>The system shall prevent users from adding more than 4 vehicles and display an error message when the limit is reached.</w:t>
+      </w:r>
+    </w:p>
+    <w:p>
+      <w:pPr>
+        <w:pStyle w:val="ListParagraph"/>
+        <w:numPr>
+          <w:ilvl w:val="0"/>
+          <w:numId w:val="7"/>
+        </w:numPr>
+        <w:rPr>
+          <w:sz w:val="22"/>
+          <w:szCs w:val="22"/>
+        </w:rPr>
+      </w:pPr>
+      <w:r>
+        <w:rPr>
+          <w:sz w:val="22"/>
+          <w:szCs w:val="22"/>
+        </w:rPr>
+        <w:t>FR5.3: The system shall require each vehicle to have a unique identifier (e.g., nickname or license plate) within a user’s account.</w:t>
+      </w:r>
+    </w:p>
+    <w:p>
+      <w:pPr>
+        <w:pStyle w:val="ListParagraph"/>
+        <w:numPr>
+          <w:ilvl w:val="0"/>
+          <w:numId w:val="7"/>
+        </w:numPr>
+        <w:rPr>
+          <w:sz w:val="22"/>
+          <w:szCs w:val="22"/>
+        </w:rPr>
+      </w:pPr>
+      <w:r>
+        <w:rPr>
+          <w:sz w:val="22"/>
+          <w:szCs w:val="22"/>
+        </w:rPr>
+        <w:t>FR5.4: The system shall display a list of all vehicles showing vehicle name and current maintenance status for each.</w:t>
+      </w:r>
+    </w:p>
+    <w:p>
+      <w:pPr>
+        <w:pStyle w:val="ListParagraph"/>
+        <w:numPr>
+          <w:ilvl w:val="0"/>
+          <w:numId w:val="7"/>
+        </w:numPr>
+        <w:rPr>
+          <w:sz w:val="22"/>
+          <w:szCs w:val="22"/>
+        </w:rPr>
+      </w:pPr>
+      <w:r>
+        <w:rPr>
+          <w:sz w:val="22"/>
+          <w:szCs w:val="22"/>
+        </w:rPr>
+        <w:lastRenderedPageBreak/>
+        <w:t>FR5.5: The system shall allow users to select a specific vehicle to view detailed maintenance recommendations.</w:t>
+      </w:r>
+    </w:p>
+    <w:p>
+      <w:pPr>
+        <w:rPr>
+          <w:sz w:val="22"/>
+          <w:szCs w:val="22"/>
+        </w:rPr>
+      </w:pPr>
+    </w:p>
+    <w:p>
+      <w:pPr>
+        <w:rPr>
+          <w:sz w:val="28"/>
+          <w:szCs w:val="28"/>
+        </w:rPr>
+      </w:pPr>
+      <w:r>
+        <w:rPr>
+          <w:sz w:val="28"/>
+          <w:szCs w:val="28"/>
+        </w:rPr>
+        <w:t>Non-</w:t>
+      </w:r>
+      <w:r>
+        <w:rPr>
+          <w:sz w:val="28"/>
+          <w:szCs w:val="28"/>
+        </w:rPr>
+        <w:t>Functional Requirements:</w:t>
+      </w:r>
+    </w:p>
+    <w:p>
+      <w:pPr>
+        <w:rPr>
+          <w:sz w:val="22"/>
+          <w:szCs w:val="22"/>
+        </w:rPr>
+      </w:pPr>
+      <w:r>
+        <w:rPr>
+          <w:sz w:val="22"/>
+          <w:szCs w:val="22"/>
+        </w:rPr>
+        <w:t>NFR1: Performance</w:t>
+      </w:r>
+    </w:p>
+    <w:p>
+      <w:pPr>
+        <w:pStyle w:val="ListParagraph"/>
+        <w:numPr>
+          <w:ilvl w:val="0"/>
+          <w:numId w:val="8"/>
+        </w:numPr>
+        <w:rPr>
+          <w:sz w:val="22"/>
+          <w:szCs w:val="22"/>
+        </w:rPr>
+      </w:pPr>
+      <w:r>
+        <w:rPr>
+          <w:sz w:val="22"/>
+          <w:szCs w:val="22"/>
+        </w:rPr>
+        <w:t>NFR1.1: The system shall calculate and display maintenance recommendations within 2 seconds of milage input.</w:t>
+      </w:r>
+    </w:p>
+    <w:p>
+      <w:pPr>
+        <w:pStyle w:val="ListParagraph"/>
+        <w:numPr>
+          <w:ilvl w:val="0"/>
+          <w:numId w:val="8"/>
+        </w:numPr>
+        <w:rPr>
+          <w:sz w:val="22"/>
+          <w:szCs w:val="22"/>
+        </w:rPr>
+      </w:pPr>
+      <w:r>
+        <w:rPr>
+          <w:sz w:val="22"/>
+          <w:szCs w:val="22"/>
+        </w:rPr>
+        <w:t>NFR1.2: The system shall support at least 100 concurrent users without degradation.</w:t>
+      </w:r>
+    </w:p>
+    <w:p>
+      <w:pPr>
+        <w:rPr>
+          <w:sz w:val="22"/>
+          <w:szCs w:val="22"/>
+        </w:rPr>
+      </w:pPr>
+      <w:r>
+        <w:rPr>
+          <w:sz w:val="22"/>
+          <w:szCs w:val="22"/>
+        </w:rPr>
+        <w:t>NFR2: Usability</w:t>
+      </w:r>
+    </w:p>
+    <w:p>
+      <w:pPr>
+        <w:pStyle w:val="ListParagraph"/>
+        <w:numPr>
+          <w:ilvl w:val="0"/>
+          <w:numId w:val="9"/>
+        </w:numPr>
+        <w:rPr>
+          <w:sz w:val="22"/>
+          <w:szCs w:val="22"/>
+        </w:rPr>
+      </w:pPr>
+      <w:r>
+        <w:rPr>
+          <w:sz w:val="22"/>
+          <w:szCs w:val="22"/>
+        </w:rPr>
+        <w:t>NFR2.1: The system shall be accessible via standard web browsers (Chrome, Firefox, Safari, Edge).</w:t>
+      </w:r>
+    </w:p>
+    <w:p>
+      <w:pPr>
+        <w:pStyle w:val="ListParagraph"/>
+        <w:numPr>
+          <w:ilvl w:val="0"/>
+          <w:numId w:val="9"/>
+        </w:numPr>
+        <w:rPr>
+          <w:sz w:val="22"/>
+          <w:szCs w:val="22"/>
+        </w:rPr>
+      </w:pPr>
+      <w:r>
+        <w:rPr>
+          <w:sz w:val="22"/>
+          <w:szCs w:val="22"/>
+        </w:rPr>
+        <w:t>NFR2.2: Users shall be able to input mileage and view recommendations in 3 clicks or less from the home page.</w:t>
+      </w:r>
+    </w:p>
+    <w:p>
+      <w:pPr>
+        <w:pStyle w:val="ListParagraph"/>
+        <w:numPr>
+          <w:ilvl w:val="0"/>
+          <w:numId w:val="9"/>
+        </w:numPr>
+        <w:rPr>
+          <w:sz w:val="22"/>
+          <w:szCs w:val="22"/>
+        </w:rPr>
+      </w:pPr>
+      <w:r>
+        <w:rPr>
+          <w:sz w:val="22"/>
+          <w:szCs w:val="22"/>
+        </w:rPr>
+        <w:t>NFR2.3: The system shall display error messages that clearly indicate the problem and solution.</w:t>
+      </w:r>
+    </w:p>
+    <w:p>
+      <w:pPr>
+        <w:rPr>
+          <w:sz w:val="22"/>
+          <w:szCs w:val="22"/>
+        </w:rPr>
+      </w:pPr>
+      <w:r>
+        <w:rPr>
+          <w:sz w:val="22"/>
+          <w:szCs w:val="22"/>
+        </w:rPr>
+        <w:t>NFR3: Reliability</w:t>
+      </w:r>
+    </w:p>
+    <w:p>
+      <w:pPr>
+        <w:pStyle w:val="ListParagraph"/>
+        <w:numPr>
+          <w:ilvl w:val="0"/>
+          <w:numId w:val="10"/>
+        </w:numPr>
+        <w:rPr>
+          <w:sz w:val="22"/>
+          <w:szCs w:val="22"/>
+        </w:rPr>
+      </w:pPr>
+      <w:r>
+        <w:rPr>
+          <w:sz w:val="22"/>
+          <w:szCs w:val="22"/>
+        </w:rPr>
+        <w:t>NFR3.1: The system shall have 99% uptime during business hours (8AM – 8PM).</w:t>
+      </w:r>
+    </w:p>
+    <w:p>
+      <w:pPr>
+        <w:pStyle w:val="ListParagraph"/>
+        <w:numPr>
+          <w:ilvl w:val="0"/>
+          <w:numId w:val="10"/>
+        </w:numPr>
+        <w:rPr>
+          <w:sz w:val="22"/>
+          <w:szCs w:val="22"/>
+        </w:rPr>
+      </w:pPr>
+      <w:r>
+        <w:rPr>
+          <w:sz w:val="22"/>
+          <w:szCs w:val="22"/>
+        </w:rPr>
+        <w:t>NFR3.2: User data shall be persisted and survive the system restarts without loss.</w:t>
+      </w:r>
+    </w:p>
+    <w:p>
+      <w:pPr>
+        <w:rPr>
+          <w:sz w:val="22"/>
+          <w:szCs w:val="22"/>
+        </w:rPr>
+      </w:pPr>
+      <w:r>
+        <w:rPr>
+          <w:sz w:val="22"/>
+          <w:szCs w:val="22"/>
+        </w:rPr>
+        <w:t>NFR4: Security</w:t>
+      </w:r>
+    </w:p>
+    <w:p>
+      <w:pPr>
+        <w:pStyle w:val="ListParagraph"/>
+        <w:numPr>
+          <w:ilvl w:val="0"/>
+          <w:numId w:val="11"/>
+        </w:numPr>
+        <w:rPr>
+          <w:sz w:val="22"/>
+          <w:szCs w:val="22"/>
+        </w:rPr>
+      </w:pPr>
+      <w:r>
+        <w:rPr>
+          <w:sz w:val="22"/>
+          <w:szCs w:val="22"/>
+        </w:rPr>
+        <w:t>NFR4.1: User accounts require authentication before accessing vehicle data.</w:t>
+      </w:r>
+    </w:p>
+    <w:p>
+      <w:pPr>
+        <w:pStyle w:val="ListParagraph"/>
+        <w:numPr>
+          <w:ilvl w:val="0"/>
+          <w:numId w:val="11"/>
+        </w:numPr>
+        <w:rPr>
+          <w:sz w:val="22"/>
+          <w:szCs w:val="22"/>
+        </w:rPr>
+      </w:pPr>
+      <w:r>
+        <w:rPr>
+          <w:sz w:val="22"/>
+          <w:szCs w:val="22"/>
+        </w:rPr>
+        <w:t>NFR4.2: Passwords shall be encrypted using industry-standard hashing algorithm.</w:t>
+      </w:r>
+    </w:p>
+    <w:p>
+      <w:pPr>
+        <w:rPr>
+          <w:sz w:val="22"/>
+          <w:szCs w:val="22"/>
+        </w:rPr>
+      </w:pPr>
+      <w:r>
+        <w:rPr>
+          <w:sz w:val="22"/>
+          <w:szCs w:val="22"/>
+        </w:rPr>
+        <w:t>NFR5: Maintainability</w:t>
+      </w:r>
+    </w:p>
+    <w:p>
+      <w:pPr>
+        <w:pStyle w:val="ListParagraph"/>
+        <w:numPr>
+          <w:ilvl w:val="0"/>
+          <w:numId w:val="12"/>
+        </w:numPr>
+        <w:rPr>
+          <w:sz w:val="22"/>
+          <w:szCs w:val="22"/>
+        </w:rPr>
+      </w:pPr>
+      <w:r>
+        <w:rPr>
+          <w:sz w:val="22"/>
+          <w:szCs w:val="22"/>
+        </w:rPr>
+        <w:t>NFR5.1: The system shall use a modular architecture allowing individual component updates.</w:t>
+      </w:r>
+    </w:p>
+    <w:p>
+      <w:pPr>
+        <w:pStyle w:val="ListParagraph"/>
+        <w:numPr>
+          <w:ilvl w:val="0"/>
+          <w:numId w:val="12"/>
+        </w:numPr>
+        <w:rPr>
+          <w:sz w:val="22"/>
+          <w:szCs w:val="22"/>
+        </w:rPr>
+      </w:pPr>
+      <w:r>
+        <w:rPr>
+          <w:sz w:val="22"/>
+          <w:szCs w:val="22"/>
+        </w:rPr>
+        <w:t>NFR5.2: Code shall include inline comments for complex business logic sections.</w:t>
+      </w:r>
+    </w:p>
+    <w:p>
+      <w:pPr>
+        <w:rPr>
+          <w:sz w:val="22"/>
+          <w:szCs w:val="22"/>
+        </w:rPr>
+      </w:pPr>
+    </w:p>
+    <w:p>
+      <w:pPr>
+        <w:rPr>
+          <w:sz w:val="22"/>
+          <w:szCs w:val="22"/>
+        </w:rPr>
+      </w:pPr>
     </w:p>
     <w:p>
       <w:pPr>
@@ -217,6 +818,910 @@
 <file path=word/numbering.xml><?xml version="1.0" encoding="utf-8"?>
 <w:numbering xmlns:wpc="http://schemas.microsoft.com/office/word/2010/wordprocessingCanvas" xmlns:cx="http://schemas.microsoft.com/office/drawing/2014/chartex" xmlns:cx1="http://schemas.microsoft.com/office/drawing/2015/9/8/chartex" xmlns:cx2="http://schemas.microsoft.com/office/drawing/2015/10/21/chartex" xmlns:cx3="http://schemas.microsoft.com/office/drawing/2016/5/9/chartex" xmlns:cx4="http://schemas.microsoft.com/office/drawing/2016/5/10/chartex" xmlns:cx5="http://schemas.microsoft.com/office/drawing/2016/5/11/chartex" xmlns:cx6="http://schemas.microsoft.com/office/drawing/2016/5/12/chartex" xmlns:cx7="http://schemas.microsoft.com/office/drawing/2016/5/13/chartex" xmlns:cx8="http://schemas.microsoft.com/office/drawing/2016/5/14/chartex" xmlns:mc="http://schemas.openxmlformats.org/markup-compatibility/2006" xmlns:aink="http://schemas.microsoft.com/office/drawing/2016/ink" xmlns:am3d="http://schemas.microsoft.com/office/drawing/2017/model3d" xmlns:o="urn:schemas-microsoft-com:office:office" xmlns:oel="http://schemas.microsoft.com/office/2019/extlst" xmlns:r="http://schemas.openxmlformats.org/officeDocument/2006/relationships" xmlns:m="http://schemas.openxmlformats.org/officeDocument/2006/math" xmlns:v="urn:schemas-microsoft-com:vml" xmlns:wp14="http://schemas.microsoft.com/office/word/2010/wordprocessingDrawing" xmlns:wp="http://schemas.openxmlformats.org/drawingml/2006/wordprocessingDrawing" xmlns:w10="urn:schemas-microsoft-com:office:word" xmlns:w="http://schemas.openxmlformats.org/wordprocessingml/2006/main" xmlns:w14="http://schemas.microsoft.com/office/word/2010/wordml" xmlns:w15="http://schemas.microsoft.com/office/word/2012/wordml" xmlns:w16cex="http://schemas.microsoft.com/office/word/2018/wordml/cex" xmlns:w16cid="http://schemas.microsoft.com/office/word/2016/wordml/cid" xmlns:w16="http://schemas.microsoft.com/office/word/2018/wordml" xmlns:w16du="http://schemas.microsoft.com/office/word/2023/wordml/word16du" xmlns:w16sdtdh="http://schemas.microsoft.com/office/word/2020/wordml/sdtdatahash" xmlns:w16sdtfl="http://schemas.microsoft.com/office/word/2024/wordml/sdtformatlock" xmlns:w16se="http://schemas.microsoft.com/office/word/2015/wordml/symex" xmlns:wpg="http://schemas.microsoft.com/office/word/2010/wordprocessingGroup" xmlns:wpi="http://schemas.microsoft.com/office/word/2010/wordprocessingInk" xmlns:wne="http://schemas.microsoft.com/office/word/2006/wordml" xmlns:wps="http://schemas.microsoft.com/office/word/2010/wordprocessingShape" mc:Ignorable="w14 w15 w16se w16cid w16 w16cex w16sdtdh w16sdtfl w16du wp14">
   <w:abstractNum w:abstractNumId="0" w15:restartNumberingAfterBreak="0">
+    <w:nsid w:val="01072B2E"/>
+    <w:multiLevelType w:val="hybridMultilevel"/>
+    <w:tmpl w:val="910AD410"/>
+    <w:lvl w:ilvl="0" w:tplc="04090001">
+      <w:start w:val="1"/>
+      <w:numFmt w:val="bullet"/>
+      <w:lvlText w:val=""/>
+      <w:lvlJc w:val="left"/>
+      <w:pPr>
+        <w:ind w:left="720" w:hanging="360"/>
+      </w:pPr>
+      <w:rPr>
+        <w:rFonts w:ascii="Symbol" w:hAnsi="Symbol" w:hint="default"/>
+      </w:rPr>
+    </w:lvl>
+    <w:lvl w:ilvl="1" w:tplc="04090003" w:tentative="1">
+      <w:start w:val="1"/>
+      <w:numFmt w:val="bullet"/>
+      <w:lvlText w:val="o"/>
+      <w:lvlJc w:val="left"/>
+      <w:pPr>
+        <w:ind w:left="1440" w:hanging="360"/>
+      </w:pPr>
+      <w:rPr>
+        <w:rFonts w:ascii="Courier New" w:hAnsi="Courier New" w:cs="Courier New" w:hint="default"/>
+      </w:rPr>
+    </w:lvl>
+    <w:lvl w:ilvl="2" w:tplc="04090005" w:tentative="1">
+      <w:start w:val="1"/>
+      <w:numFmt w:val="bullet"/>
+      <w:lvlText w:val=""/>
+      <w:lvlJc w:val="left"/>
+      <w:pPr>
+        <w:ind w:left="2160" w:hanging="360"/>
+      </w:pPr>
+      <w:rPr>
+        <w:rFonts w:ascii="Wingdings" w:hAnsi="Wingdings" w:hint="default"/>
+      </w:rPr>
+    </w:lvl>
+    <w:lvl w:ilvl="3" w:tplc="04090001" w:tentative="1">
+      <w:start w:val="1"/>
+      <w:numFmt w:val="bullet"/>
+      <w:lvlText w:val=""/>
+      <w:lvlJc w:val="left"/>
+      <w:pPr>
+        <w:ind w:left="2880" w:hanging="360"/>
+      </w:pPr>
+      <w:rPr>
+        <w:rFonts w:ascii="Symbol" w:hAnsi="Symbol" w:hint="default"/>
+      </w:rPr>
+    </w:lvl>
+    <w:lvl w:ilvl="4" w:tplc="04090003" w:tentative="1">
+      <w:start w:val="1"/>
+      <w:numFmt w:val="bullet"/>
+      <w:lvlText w:val="o"/>
+      <w:lvlJc w:val="left"/>
+      <w:pPr>
+        <w:ind w:left="3600" w:hanging="360"/>
+      </w:pPr>
+      <w:rPr>
+        <w:rFonts w:ascii="Courier New" w:hAnsi="Courier New" w:cs="Courier New" w:hint="default"/>
+      </w:rPr>
+    </w:lvl>
+    <w:lvl w:ilvl="5" w:tplc="04090005" w:tentative="1">
+      <w:start w:val="1"/>
+      <w:numFmt w:val="bullet"/>
+      <w:lvlText w:val=""/>
+      <w:lvlJc w:val="left"/>
+      <w:pPr>
+        <w:ind w:left="4320" w:hanging="360"/>
+      </w:pPr>
+      <w:rPr>
+        <w:rFonts w:ascii="Wingdings" w:hAnsi="Wingdings" w:hint="default"/>
+      </w:rPr>
+    </w:lvl>
+    <w:lvl w:ilvl="6" w:tplc="04090001" w:tentative="1">
+      <w:start w:val="1"/>
+      <w:numFmt w:val="bullet"/>
+      <w:lvlText w:val=""/>
+      <w:lvlJc w:val="left"/>
+      <w:pPr>
+        <w:ind w:left="5040" w:hanging="360"/>
+      </w:pPr>
+      <w:rPr>
+        <w:rFonts w:ascii="Symbol" w:hAnsi="Symbol" w:hint="default"/>
+      </w:rPr>
+    </w:lvl>
+    <w:lvl w:ilvl="7" w:tplc="04090003" w:tentative="1">
+      <w:start w:val="1"/>
+      <w:numFmt w:val="bullet"/>
+      <w:lvlText w:val="o"/>
+      <w:lvlJc w:val="left"/>
+      <w:pPr>
+        <w:ind w:left="5760" w:hanging="360"/>
+      </w:pPr>
+      <w:rPr>
+        <w:rFonts w:ascii="Courier New" w:hAnsi="Courier New" w:cs="Courier New" w:hint="default"/>
+      </w:rPr>
+    </w:lvl>
+    <w:lvl w:ilvl="8" w:tplc="04090005" w:tentative="1">
+      <w:start w:val="1"/>
+      <w:numFmt w:val="bullet"/>
+      <w:lvlText w:val=""/>
+      <w:lvlJc w:val="left"/>
+      <w:pPr>
+        <w:ind w:left="6480" w:hanging="360"/>
+      </w:pPr>
+      <w:rPr>
+        <w:rFonts w:ascii="Wingdings" w:hAnsi="Wingdings" w:hint="default"/>
+      </w:rPr>
+    </w:lvl>
+  </w:abstractNum>
+  <w:abstractNum w:abstractNumId="1" w15:restartNumberingAfterBreak="0">
+    <w:nsid w:val="226A666B"/>
+    <w:multiLevelType w:val="hybridMultilevel"/>
+    <w:tmpl w:val="DB8C44F8"/>
+    <w:lvl w:ilvl="0" w:tplc="04090001">
+      <w:start w:val="1"/>
+      <w:numFmt w:val="bullet"/>
+      <w:lvlText w:val=""/>
+      <w:lvlJc w:val="left"/>
+      <w:pPr>
+        <w:ind w:left="720" w:hanging="360"/>
+      </w:pPr>
+      <w:rPr>
+        <w:rFonts w:ascii="Symbol" w:hAnsi="Symbol" w:hint="default"/>
+      </w:rPr>
+    </w:lvl>
+    <w:lvl w:ilvl="1" w:tplc="04090003" w:tentative="1">
+      <w:start w:val="1"/>
+      <w:numFmt w:val="bullet"/>
+      <w:lvlText w:val="o"/>
+      <w:lvlJc w:val="left"/>
+      <w:pPr>
+        <w:ind w:left="1440" w:hanging="360"/>
+      </w:pPr>
+      <w:rPr>
+        <w:rFonts w:ascii="Courier New" w:hAnsi="Courier New" w:cs="Courier New" w:hint="default"/>
+      </w:rPr>
+    </w:lvl>
+    <w:lvl w:ilvl="2" w:tplc="04090005" w:tentative="1">
+      <w:start w:val="1"/>
+      <w:numFmt w:val="bullet"/>
+      <w:lvlText w:val=""/>
+      <w:lvlJc w:val="left"/>
+      <w:pPr>
+        <w:ind w:left="2160" w:hanging="360"/>
+      </w:pPr>
+      <w:rPr>
+        <w:rFonts w:ascii="Wingdings" w:hAnsi="Wingdings" w:hint="default"/>
+      </w:rPr>
+    </w:lvl>
+    <w:lvl w:ilvl="3" w:tplc="04090001" w:tentative="1">
+      <w:start w:val="1"/>
+      <w:numFmt w:val="bullet"/>
+      <w:lvlText w:val=""/>
+      <w:lvlJc w:val="left"/>
+      <w:pPr>
+        <w:ind w:left="2880" w:hanging="360"/>
+      </w:pPr>
+      <w:rPr>
+        <w:rFonts w:ascii="Symbol" w:hAnsi="Symbol" w:hint="default"/>
+      </w:rPr>
+    </w:lvl>
+    <w:lvl w:ilvl="4" w:tplc="04090003" w:tentative="1">
+      <w:start w:val="1"/>
+      <w:numFmt w:val="bullet"/>
+      <w:lvlText w:val="o"/>
+      <w:lvlJc w:val="left"/>
+      <w:pPr>
+        <w:ind w:left="3600" w:hanging="360"/>
+      </w:pPr>
+      <w:rPr>
+        <w:rFonts w:ascii="Courier New" w:hAnsi="Courier New" w:cs="Courier New" w:hint="default"/>
+      </w:rPr>
+    </w:lvl>
+    <w:lvl w:ilvl="5" w:tplc="04090005" w:tentative="1">
+      <w:start w:val="1"/>
+      <w:numFmt w:val="bullet"/>
+      <w:lvlText w:val=""/>
+      <w:lvlJc w:val="left"/>
+      <w:pPr>
+        <w:ind w:left="4320" w:hanging="360"/>
+      </w:pPr>
+      <w:rPr>
+        <w:rFonts w:ascii="Wingdings" w:hAnsi="Wingdings" w:hint="default"/>
+      </w:rPr>
+    </w:lvl>
+    <w:lvl w:ilvl="6" w:tplc="04090001" w:tentative="1">
+      <w:start w:val="1"/>
+      <w:numFmt w:val="bullet"/>
+      <w:lvlText w:val=""/>
+      <w:lvlJc w:val="left"/>
+      <w:pPr>
+        <w:ind w:left="5040" w:hanging="360"/>
+      </w:pPr>
+      <w:rPr>
+        <w:rFonts w:ascii="Symbol" w:hAnsi="Symbol" w:hint="default"/>
+      </w:rPr>
+    </w:lvl>
+    <w:lvl w:ilvl="7" w:tplc="04090003" w:tentative="1">
+      <w:start w:val="1"/>
+      <w:numFmt w:val="bullet"/>
+      <w:lvlText w:val="o"/>
+      <w:lvlJc w:val="left"/>
+      <w:pPr>
+        <w:ind w:left="5760" w:hanging="360"/>
+      </w:pPr>
+      <w:rPr>
+        <w:rFonts w:ascii="Courier New" w:hAnsi="Courier New" w:cs="Courier New" w:hint="default"/>
+      </w:rPr>
+    </w:lvl>
+    <w:lvl w:ilvl="8" w:tplc="04090005" w:tentative="1">
+      <w:start w:val="1"/>
+      <w:numFmt w:val="bullet"/>
+      <w:lvlText w:val=""/>
+      <w:lvlJc w:val="left"/>
+      <w:pPr>
+        <w:ind w:left="6480" w:hanging="360"/>
+      </w:pPr>
+      <w:rPr>
+        <w:rFonts w:ascii="Wingdings" w:hAnsi="Wingdings" w:hint="default"/>
+      </w:rPr>
+    </w:lvl>
+  </w:abstractNum>
+  <w:abstractNum w:abstractNumId="2" w15:restartNumberingAfterBreak="0">
+    <w:nsid w:val="3DA536A0"/>
+    <w:multiLevelType w:val="hybridMultilevel"/>
+    <w:tmpl w:val="D36A06E6"/>
+    <w:lvl w:ilvl="0" w:tplc="04090001">
+      <w:start w:val="1"/>
+      <w:numFmt w:val="bullet"/>
+      <w:lvlText w:val=""/>
+      <w:lvlJc w:val="left"/>
+      <w:pPr>
+        <w:ind w:left="720" w:hanging="360"/>
+      </w:pPr>
+      <w:rPr>
+        <w:rFonts w:ascii="Symbol" w:hAnsi="Symbol" w:hint="default"/>
+      </w:rPr>
+    </w:lvl>
+    <w:lvl w:ilvl="1" w:tplc="04090003" w:tentative="1">
+      <w:start w:val="1"/>
+      <w:numFmt w:val="bullet"/>
+      <w:lvlText w:val="o"/>
+      <w:lvlJc w:val="left"/>
+      <w:pPr>
+        <w:ind w:left="1440" w:hanging="360"/>
+      </w:pPr>
+      <w:rPr>
+        <w:rFonts w:ascii="Courier New" w:hAnsi="Courier New" w:cs="Courier New" w:hint="default"/>
+      </w:rPr>
+    </w:lvl>
+    <w:lvl w:ilvl="2" w:tplc="04090005" w:tentative="1">
+      <w:start w:val="1"/>
+      <w:numFmt w:val="bullet"/>
+      <w:lvlText w:val=""/>
+      <w:lvlJc w:val="left"/>
+      <w:pPr>
+        <w:ind w:left="2160" w:hanging="360"/>
+      </w:pPr>
+      <w:rPr>
+        <w:rFonts w:ascii="Wingdings" w:hAnsi="Wingdings" w:hint="default"/>
+      </w:rPr>
+    </w:lvl>
+    <w:lvl w:ilvl="3" w:tplc="04090001" w:tentative="1">
+      <w:start w:val="1"/>
+      <w:numFmt w:val="bullet"/>
+      <w:lvlText w:val=""/>
+      <w:lvlJc w:val="left"/>
+      <w:pPr>
+        <w:ind w:left="2880" w:hanging="360"/>
+      </w:pPr>
+      <w:rPr>
+        <w:rFonts w:ascii="Symbol" w:hAnsi="Symbol" w:hint="default"/>
+      </w:rPr>
+    </w:lvl>
+    <w:lvl w:ilvl="4" w:tplc="04090003" w:tentative="1">
+      <w:start w:val="1"/>
+      <w:numFmt w:val="bullet"/>
+      <w:lvlText w:val="o"/>
+      <w:lvlJc w:val="left"/>
+      <w:pPr>
+        <w:ind w:left="3600" w:hanging="360"/>
+      </w:pPr>
+      <w:rPr>
+        <w:rFonts w:ascii="Courier New" w:hAnsi="Courier New" w:cs="Courier New" w:hint="default"/>
+      </w:rPr>
+    </w:lvl>
+    <w:lvl w:ilvl="5" w:tplc="04090005" w:tentative="1">
+      <w:start w:val="1"/>
+      <w:numFmt w:val="bullet"/>
+      <w:lvlText w:val=""/>
+      <w:lvlJc w:val="left"/>
+      <w:pPr>
+        <w:ind w:left="4320" w:hanging="360"/>
+      </w:pPr>
+      <w:rPr>
+        <w:rFonts w:ascii="Wingdings" w:hAnsi="Wingdings" w:hint="default"/>
+      </w:rPr>
+    </w:lvl>
+    <w:lvl w:ilvl="6" w:tplc="04090001" w:tentative="1">
+      <w:start w:val="1"/>
+      <w:numFmt w:val="bullet"/>
+      <w:lvlText w:val=""/>
+      <w:lvlJc w:val="left"/>
+      <w:pPr>
+        <w:ind w:left="5040" w:hanging="360"/>
+      </w:pPr>
+      <w:rPr>
+        <w:rFonts w:ascii="Symbol" w:hAnsi="Symbol" w:hint="default"/>
+      </w:rPr>
+    </w:lvl>
+    <w:lvl w:ilvl="7" w:tplc="04090003" w:tentative="1">
+      <w:start w:val="1"/>
+      <w:numFmt w:val="bullet"/>
+      <w:lvlText w:val="o"/>
+      <w:lvlJc w:val="left"/>
+      <w:pPr>
+        <w:ind w:left="5760" w:hanging="360"/>
+      </w:pPr>
+      <w:rPr>
+        <w:rFonts w:ascii="Courier New" w:hAnsi="Courier New" w:cs="Courier New" w:hint="default"/>
+      </w:rPr>
+    </w:lvl>
+    <w:lvl w:ilvl="8" w:tplc="04090005" w:tentative="1">
+      <w:start w:val="1"/>
+      <w:numFmt w:val="bullet"/>
+      <w:lvlText w:val=""/>
+      <w:lvlJc w:val="left"/>
+      <w:pPr>
+        <w:ind w:left="6480" w:hanging="360"/>
+      </w:pPr>
+      <w:rPr>
+        <w:rFonts w:ascii="Wingdings" w:hAnsi="Wingdings" w:hint="default"/>
+      </w:rPr>
+    </w:lvl>
+  </w:abstractNum>
+  <w:abstractNum w:abstractNumId="3" w15:restartNumberingAfterBreak="0">
+    <w:nsid w:val="46EA3473"/>
+    <w:multiLevelType w:val="hybridMultilevel"/>
+    <w:tmpl w:val="D5CCAF84"/>
+    <w:lvl w:ilvl="0" w:tplc="04090001">
+      <w:start w:val="1"/>
+      <w:numFmt w:val="bullet"/>
+      <w:lvlText w:val=""/>
+      <w:lvlJc w:val="left"/>
+      <w:pPr>
+        <w:ind w:left="720" w:hanging="360"/>
+      </w:pPr>
+      <w:rPr>
+        <w:rFonts w:ascii="Symbol" w:hAnsi="Symbol" w:hint="default"/>
+      </w:rPr>
+    </w:lvl>
+    <w:lvl w:ilvl="1" w:tplc="04090003" w:tentative="1">
+      <w:start w:val="1"/>
+      <w:numFmt w:val="bullet"/>
+      <w:lvlText w:val="o"/>
+      <w:lvlJc w:val="left"/>
+      <w:pPr>
+        <w:ind w:left="1440" w:hanging="360"/>
+      </w:pPr>
+      <w:rPr>
+        <w:rFonts w:ascii="Courier New" w:hAnsi="Courier New" w:cs="Courier New" w:hint="default"/>
+      </w:rPr>
+    </w:lvl>
+    <w:lvl w:ilvl="2" w:tplc="04090005" w:tentative="1">
+      <w:start w:val="1"/>
+      <w:numFmt w:val="bullet"/>
+      <w:lvlText w:val=""/>
+      <w:lvlJc w:val="left"/>
+      <w:pPr>
+        <w:ind w:left="2160" w:hanging="360"/>
+      </w:pPr>
+      <w:rPr>
+        <w:rFonts w:ascii="Wingdings" w:hAnsi="Wingdings" w:hint="default"/>
+      </w:rPr>
+    </w:lvl>
+    <w:lvl w:ilvl="3" w:tplc="04090001" w:tentative="1">
+      <w:start w:val="1"/>
+      <w:numFmt w:val="bullet"/>
+      <w:lvlText w:val=""/>
+      <w:lvlJc w:val="left"/>
+      <w:pPr>
+        <w:ind w:left="2880" w:hanging="360"/>
+      </w:pPr>
+      <w:rPr>
+        <w:rFonts w:ascii="Symbol" w:hAnsi="Symbol" w:hint="default"/>
+      </w:rPr>
+    </w:lvl>
+    <w:lvl w:ilvl="4" w:tplc="04090003" w:tentative="1">
+      <w:start w:val="1"/>
+      <w:numFmt w:val="bullet"/>
+      <w:lvlText w:val="o"/>
+      <w:lvlJc w:val="left"/>
+      <w:pPr>
+        <w:ind w:left="3600" w:hanging="360"/>
+      </w:pPr>
+      <w:rPr>
+        <w:rFonts w:ascii="Courier New" w:hAnsi="Courier New" w:cs="Courier New" w:hint="default"/>
+      </w:rPr>
+    </w:lvl>
+    <w:lvl w:ilvl="5" w:tplc="04090005" w:tentative="1">
+      <w:start w:val="1"/>
+      <w:numFmt w:val="bullet"/>
+      <w:lvlText w:val=""/>
+      <w:lvlJc w:val="left"/>
+      <w:pPr>
+        <w:ind w:left="4320" w:hanging="360"/>
+      </w:pPr>
+      <w:rPr>
+        <w:rFonts w:ascii="Wingdings" w:hAnsi="Wingdings" w:hint="default"/>
+      </w:rPr>
+    </w:lvl>
+    <w:lvl w:ilvl="6" w:tplc="04090001" w:tentative="1">
+      <w:start w:val="1"/>
+      <w:numFmt w:val="bullet"/>
+      <w:lvlText w:val=""/>
+      <w:lvlJc w:val="left"/>
+      <w:pPr>
+        <w:ind w:left="5040" w:hanging="360"/>
+      </w:pPr>
+      <w:rPr>
+        <w:rFonts w:ascii="Symbol" w:hAnsi="Symbol" w:hint="default"/>
+      </w:rPr>
+    </w:lvl>
+    <w:lvl w:ilvl="7" w:tplc="04090003" w:tentative="1">
+      <w:start w:val="1"/>
+      <w:numFmt w:val="bullet"/>
+      <w:lvlText w:val="o"/>
+      <w:lvlJc w:val="left"/>
+      <w:pPr>
+        <w:ind w:left="5760" w:hanging="360"/>
+      </w:pPr>
+      <w:rPr>
+        <w:rFonts w:ascii="Courier New" w:hAnsi="Courier New" w:cs="Courier New" w:hint="default"/>
+      </w:rPr>
+    </w:lvl>
+    <w:lvl w:ilvl="8" w:tplc="04090005" w:tentative="1">
+      <w:start w:val="1"/>
+      <w:numFmt w:val="bullet"/>
+      <w:lvlText w:val=""/>
+      <w:lvlJc w:val="left"/>
+      <w:pPr>
+        <w:ind w:left="6480" w:hanging="360"/>
+      </w:pPr>
+      <w:rPr>
+        <w:rFonts w:ascii="Wingdings" w:hAnsi="Wingdings" w:hint="default"/>
+      </w:rPr>
+    </w:lvl>
+  </w:abstractNum>
+  <w:abstractNum w:abstractNumId="4" w15:restartNumberingAfterBreak="0">
+    <w:nsid w:val="49F74036"/>
+    <w:multiLevelType w:val="hybridMultilevel"/>
+    <w:tmpl w:val="3FA89F48"/>
+    <w:lvl w:ilvl="0" w:tplc="04090001">
+      <w:start w:val="1"/>
+      <w:numFmt w:val="bullet"/>
+      <w:lvlText w:val=""/>
+      <w:lvlJc w:val="left"/>
+      <w:pPr>
+        <w:ind w:left="720" w:hanging="360"/>
+      </w:pPr>
+      <w:rPr>
+        <w:rFonts w:ascii="Symbol" w:hAnsi="Symbol" w:hint="default"/>
+      </w:rPr>
+    </w:lvl>
+    <w:lvl w:ilvl="1" w:tplc="04090003" w:tentative="1">
+      <w:start w:val="1"/>
+      <w:numFmt w:val="bullet"/>
+      <w:lvlText w:val="o"/>
+      <w:lvlJc w:val="left"/>
+      <w:pPr>
+        <w:ind w:left="1440" w:hanging="360"/>
+      </w:pPr>
+      <w:rPr>
+        <w:rFonts w:ascii="Courier New" w:hAnsi="Courier New" w:cs="Courier New" w:hint="default"/>
+      </w:rPr>
+    </w:lvl>
+    <w:lvl w:ilvl="2" w:tplc="04090005" w:tentative="1">
+      <w:start w:val="1"/>
+      <w:numFmt w:val="bullet"/>
+      <w:lvlText w:val=""/>
+      <w:lvlJc w:val="left"/>
+      <w:pPr>
+        <w:ind w:left="2160" w:hanging="360"/>
+      </w:pPr>
+      <w:rPr>
+        <w:rFonts w:ascii="Wingdings" w:hAnsi="Wingdings" w:hint="default"/>
+      </w:rPr>
+    </w:lvl>
+    <w:lvl w:ilvl="3" w:tplc="04090001" w:tentative="1">
+      <w:start w:val="1"/>
+      <w:numFmt w:val="bullet"/>
+      <w:lvlText w:val=""/>
+      <w:lvlJc w:val="left"/>
+      <w:pPr>
+        <w:ind w:left="2880" w:hanging="360"/>
+      </w:pPr>
+      <w:rPr>
+        <w:rFonts w:ascii="Symbol" w:hAnsi="Symbol" w:hint="default"/>
+      </w:rPr>
+    </w:lvl>
+    <w:lvl w:ilvl="4" w:tplc="04090003" w:tentative="1">
+      <w:start w:val="1"/>
+      <w:numFmt w:val="bullet"/>
+      <w:lvlText w:val="o"/>
+      <w:lvlJc w:val="left"/>
+      <w:pPr>
+        <w:ind w:left="3600" w:hanging="360"/>
+      </w:pPr>
+      <w:rPr>
+        <w:rFonts w:ascii="Courier New" w:hAnsi="Courier New" w:cs="Courier New" w:hint="default"/>
+      </w:rPr>
+    </w:lvl>
+    <w:lvl w:ilvl="5" w:tplc="04090005" w:tentative="1">
+      <w:start w:val="1"/>
+      <w:numFmt w:val="bullet"/>
+      <w:lvlText w:val=""/>
+      <w:lvlJc w:val="left"/>
+      <w:pPr>
+        <w:ind w:left="4320" w:hanging="360"/>
+      </w:pPr>
+      <w:rPr>
+        <w:rFonts w:ascii="Wingdings" w:hAnsi="Wingdings" w:hint="default"/>
+      </w:rPr>
+    </w:lvl>
+    <w:lvl w:ilvl="6" w:tplc="04090001" w:tentative="1">
+      <w:start w:val="1"/>
+      <w:numFmt w:val="bullet"/>
+      <w:lvlText w:val=""/>
+      <w:lvlJc w:val="left"/>
+      <w:pPr>
+        <w:ind w:left="5040" w:hanging="360"/>
+      </w:pPr>
+      <w:rPr>
+        <w:rFonts w:ascii="Symbol" w:hAnsi="Symbol" w:hint="default"/>
+      </w:rPr>
+    </w:lvl>
+    <w:lvl w:ilvl="7" w:tplc="04090003" w:tentative="1">
+      <w:start w:val="1"/>
+      <w:numFmt w:val="bullet"/>
+      <w:lvlText w:val="o"/>
+      <w:lvlJc w:val="left"/>
+      <w:pPr>
+        <w:ind w:left="5760" w:hanging="360"/>
+      </w:pPr>
+      <w:rPr>
+        <w:rFonts w:ascii="Courier New" w:hAnsi="Courier New" w:cs="Courier New" w:hint="default"/>
+      </w:rPr>
+    </w:lvl>
+    <w:lvl w:ilvl="8" w:tplc="04090005" w:tentative="1">
+      <w:start w:val="1"/>
+      <w:numFmt w:val="bullet"/>
+      <w:lvlText w:val=""/>
+      <w:lvlJc w:val="left"/>
+      <w:pPr>
+        <w:ind w:left="6480" w:hanging="360"/>
+      </w:pPr>
+      <w:rPr>
+        <w:rFonts w:ascii="Wingdings" w:hAnsi="Wingdings" w:hint="default"/>
+      </w:rPr>
+    </w:lvl>
+  </w:abstractNum>
+  <w:abstractNum w:abstractNumId="5" w15:restartNumberingAfterBreak="0">
+    <w:nsid w:val="519B74C2"/>
+    <w:multiLevelType w:val="hybridMultilevel"/>
+    <w:tmpl w:val="0E82E652"/>
+    <w:lvl w:ilvl="0" w:tplc="04090001">
+      <w:start w:val="1"/>
+      <w:numFmt w:val="bullet"/>
+      <w:lvlText w:val=""/>
+      <w:lvlJc w:val="left"/>
+      <w:pPr>
+        <w:ind w:left="720" w:hanging="360"/>
+      </w:pPr>
+      <w:rPr>
+        <w:rFonts w:ascii="Symbol" w:hAnsi="Symbol" w:hint="default"/>
+      </w:rPr>
+    </w:lvl>
+    <w:lvl w:ilvl="1" w:tplc="04090003" w:tentative="1">
+      <w:start w:val="1"/>
+      <w:numFmt w:val="bullet"/>
+      <w:lvlText w:val="o"/>
+      <w:lvlJc w:val="left"/>
+      <w:pPr>
+        <w:ind w:left="1440" w:hanging="360"/>
+      </w:pPr>
+      <w:rPr>
+        <w:rFonts w:ascii="Courier New" w:hAnsi="Courier New" w:cs="Courier New" w:hint="default"/>
+      </w:rPr>
+    </w:lvl>
+    <w:lvl w:ilvl="2" w:tplc="04090005" w:tentative="1">
+      <w:start w:val="1"/>
+      <w:numFmt w:val="bullet"/>
+      <w:lvlText w:val=""/>
+      <w:lvlJc w:val="left"/>
+      <w:pPr>
+        <w:ind w:left="2160" w:hanging="360"/>
+      </w:pPr>
+      <w:rPr>
+        <w:rFonts w:ascii="Wingdings" w:hAnsi="Wingdings" w:hint="default"/>
+      </w:rPr>
+    </w:lvl>
+    <w:lvl w:ilvl="3" w:tplc="04090001" w:tentative="1">
+      <w:start w:val="1"/>
+      <w:numFmt w:val="bullet"/>
+      <w:lvlText w:val=""/>
+      <w:lvlJc w:val="left"/>
+      <w:pPr>
+        <w:ind w:left="2880" w:hanging="360"/>
+      </w:pPr>
+      <w:rPr>
+        <w:rFonts w:ascii="Symbol" w:hAnsi="Symbol" w:hint="default"/>
+      </w:rPr>
+    </w:lvl>
+    <w:lvl w:ilvl="4" w:tplc="04090003" w:tentative="1">
+      <w:start w:val="1"/>
+      <w:numFmt w:val="bullet"/>
+      <w:lvlText w:val="o"/>
+      <w:lvlJc w:val="left"/>
+      <w:pPr>
+        <w:ind w:left="3600" w:hanging="360"/>
+      </w:pPr>
+      <w:rPr>
+        <w:rFonts w:ascii="Courier New" w:hAnsi="Courier New" w:cs="Courier New" w:hint="default"/>
+      </w:rPr>
+    </w:lvl>
+    <w:lvl w:ilvl="5" w:tplc="04090005" w:tentative="1">
+      <w:start w:val="1"/>
+      <w:numFmt w:val="bullet"/>
+      <w:lvlText w:val=""/>
+      <w:lvlJc w:val="left"/>
+      <w:pPr>
+        <w:ind w:left="4320" w:hanging="360"/>
+      </w:pPr>
+      <w:rPr>
+        <w:rFonts w:ascii="Wingdings" w:hAnsi="Wingdings" w:hint="default"/>
+      </w:rPr>
+    </w:lvl>
+    <w:lvl w:ilvl="6" w:tplc="04090001" w:tentative="1">
+      <w:start w:val="1"/>
+      <w:numFmt w:val="bullet"/>
+      <w:lvlText w:val=""/>
+      <w:lvlJc w:val="left"/>
+      <w:pPr>
+        <w:ind w:left="5040" w:hanging="360"/>
+      </w:pPr>
+      <w:rPr>
+        <w:rFonts w:ascii="Symbol" w:hAnsi="Symbol" w:hint="default"/>
+      </w:rPr>
+    </w:lvl>
+    <w:lvl w:ilvl="7" w:tplc="04090003" w:tentative="1">
+      <w:start w:val="1"/>
+      <w:numFmt w:val="bullet"/>
+      <w:lvlText w:val="o"/>
+      <w:lvlJc w:val="left"/>
+      <w:pPr>
+        <w:ind w:left="5760" w:hanging="360"/>
+      </w:pPr>
+      <w:rPr>
+        <w:rFonts w:ascii="Courier New" w:hAnsi="Courier New" w:cs="Courier New" w:hint="default"/>
+      </w:rPr>
+    </w:lvl>
+    <w:lvl w:ilvl="8" w:tplc="04090005" w:tentative="1">
+      <w:start w:val="1"/>
+      <w:numFmt w:val="bullet"/>
+      <w:lvlText w:val=""/>
+      <w:lvlJc w:val="left"/>
+      <w:pPr>
+        <w:ind w:left="6480" w:hanging="360"/>
+      </w:pPr>
+      <w:rPr>
+        <w:rFonts w:ascii="Wingdings" w:hAnsi="Wingdings" w:hint="default"/>
+      </w:rPr>
+    </w:lvl>
+  </w:abstractNum>
+  <w:abstractNum w:abstractNumId="6" w15:restartNumberingAfterBreak="0">
+    <w:nsid w:val="55F428A2"/>
+    <w:multiLevelType w:val="hybridMultilevel"/>
+    <w:tmpl w:val="1BDAD2A2"/>
+    <w:lvl w:ilvl="0" w:tplc="04090001">
+      <w:start w:val="1"/>
+      <w:numFmt w:val="bullet"/>
+      <w:lvlText w:val=""/>
+      <w:lvlJc w:val="left"/>
+      <w:pPr>
+        <w:ind w:left="720" w:hanging="360"/>
+      </w:pPr>
+      <w:rPr>
+        <w:rFonts w:ascii="Symbol" w:hAnsi="Symbol" w:hint="default"/>
+      </w:rPr>
+    </w:lvl>
+    <w:lvl w:ilvl="1" w:tplc="04090003" w:tentative="1">
+      <w:start w:val="1"/>
+      <w:numFmt w:val="bullet"/>
+      <w:lvlText w:val="o"/>
+      <w:lvlJc w:val="left"/>
+      <w:pPr>
+        <w:ind w:left="1440" w:hanging="360"/>
+      </w:pPr>
+      <w:rPr>
+        <w:rFonts w:ascii="Courier New" w:hAnsi="Courier New" w:cs="Courier New" w:hint="default"/>
+      </w:rPr>
+    </w:lvl>
+    <w:lvl w:ilvl="2" w:tplc="04090005" w:tentative="1">
+      <w:start w:val="1"/>
+      <w:numFmt w:val="bullet"/>
+      <w:lvlText w:val=""/>
+      <w:lvlJc w:val="left"/>
+      <w:pPr>
+        <w:ind w:left="2160" w:hanging="360"/>
+      </w:pPr>
+      <w:rPr>
+        <w:rFonts w:ascii="Wingdings" w:hAnsi="Wingdings" w:hint="default"/>
+      </w:rPr>
+    </w:lvl>
+    <w:lvl w:ilvl="3" w:tplc="04090001" w:tentative="1">
+      <w:start w:val="1"/>
+      <w:numFmt w:val="bullet"/>
+      <w:lvlText w:val=""/>
+      <w:lvlJc w:val="left"/>
+      <w:pPr>
+        <w:ind w:left="2880" w:hanging="360"/>
+      </w:pPr>
+      <w:rPr>
+        <w:rFonts w:ascii="Symbol" w:hAnsi="Symbol" w:hint="default"/>
+      </w:rPr>
+    </w:lvl>
+    <w:lvl w:ilvl="4" w:tplc="04090003" w:tentative="1">
+      <w:start w:val="1"/>
+      <w:numFmt w:val="bullet"/>
+      <w:lvlText w:val="o"/>
+      <w:lvlJc w:val="left"/>
+      <w:pPr>
+        <w:ind w:left="3600" w:hanging="360"/>
+      </w:pPr>
+      <w:rPr>
+        <w:rFonts w:ascii="Courier New" w:hAnsi="Courier New" w:cs="Courier New" w:hint="default"/>
+      </w:rPr>
+    </w:lvl>
+    <w:lvl w:ilvl="5" w:tplc="04090005" w:tentative="1">
+      <w:start w:val="1"/>
+      <w:numFmt w:val="bullet"/>
+      <w:lvlText w:val=""/>
+      <w:lvlJc w:val="left"/>
+      <w:pPr>
+        <w:ind w:left="4320" w:hanging="360"/>
+      </w:pPr>
+      <w:rPr>
+        <w:rFonts w:ascii="Wingdings" w:hAnsi="Wingdings" w:hint="default"/>
+      </w:rPr>
+    </w:lvl>
+    <w:lvl w:ilvl="6" w:tplc="04090001" w:tentative="1">
+      <w:start w:val="1"/>
+      <w:numFmt w:val="bullet"/>
+      <w:lvlText w:val=""/>
+      <w:lvlJc w:val="left"/>
+      <w:pPr>
+        <w:ind w:left="5040" w:hanging="360"/>
+      </w:pPr>
+      <w:rPr>
+        <w:rFonts w:ascii="Symbol" w:hAnsi="Symbol" w:hint="default"/>
+      </w:rPr>
+    </w:lvl>
+    <w:lvl w:ilvl="7" w:tplc="04090003" w:tentative="1">
+      <w:start w:val="1"/>
+      <w:numFmt w:val="bullet"/>
+      <w:lvlText w:val="o"/>
+      <w:lvlJc w:val="left"/>
+      <w:pPr>
+        <w:ind w:left="5760" w:hanging="360"/>
+      </w:pPr>
+      <w:rPr>
+        <w:rFonts w:ascii="Courier New" w:hAnsi="Courier New" w:cs="Courier New" w:hint="default"/>
+      </w:rPr>
+    </w:lvl>
+    <w:lvl w:ilvl="8" w:tplc="04090005" w:tentative="1">
+      <w:start w:val="1"/>
+      <w:numFmt w:val="bullet"/>
+      <w:lvlText w:val=""/>
+      <w:lvlJc w:val="left"/>
+      <w:pPr>
+        <w:ind w:left="6480" w:hanging="360"/>
+      </w:pPr>
+      <w:rPr>
+        <w:rFonts w:ascii="Wingdings" w:hAnsi="Wingdings" w:hint="default"/>
+      </w:rPr>
+    </w:lvl>
+  </w:abstractNum>
+  <w:abstractNum w:abstractNumId="7" w15:restartNumberingAfterBreak="0">
+    <w:nsid w:val="56A8342B"/>
+    <w:multiLevelType w:val="hybridMultilevel"/>
+    <w:tmpl w:val="23ACDFEC"/>
+    <w:lvl w:ilvl="0" w:tplc="04090001">
+      <w:start w:val="1"/>
+      <w:numFmt w:val="bullet"/>
+      <w:lvlText w:val=""/>
+      <w:lvlJc w:val="left"/>
+      <w:pPr>
+        <w:ind w:left="720" w:hanging="360"/>
+      </w:pPr>
+      <w:rPr>
+        <w:rFonts w:ascii="Symbol" w:hAnsi="Symbol" w:hint="default"/>
+      </w:rPr>
+    </w:lvl>
+    <w:lvl w:ilvl="1" w:tplc="04090003" w:tentative="1">
+      <w:start w:val="1"/>
+      <w:numFmt w:val="bullet"/>
+      <w:lvlText w:val="o"/>
+      <w:lvlJc w:val="left"/>
+      <w:pPr>
+        <w:ind w:left="1440" w:hanging="360"/>
+      </w:pPr>
+      <w:rPr>
+        <w:rFonts w:ascii="Courier New" w:hAnsi="Courier New" w:cs="Courier New" w:hint="default"/>
+      </w:rPr>
+    </w:lvl>
+    <w:lvl w:ilvl="2" w:tplc="04090005" w:tentative="1">
+      <w:start w:val="1"/>
+      <w:numFmt w:val="bullet"/>
+      <w:lvlText w:val=""/>
+      <w:lvlJc w:val="left"/>
+      <w:pPr>
+        <w:ind w:left="2160" w:hanging="360"/>
+      </w:pPr>
+      <w:rPr>
+        <w:rFonts w:ascii="Wingdings" w:hAnsi="Wingdings" w:hint="default"/>
+      </w:rPr>
+    </w:lvl>
+    <w:lvl w:ilvl="3" w:tplc="04090001" w:tentative="1">
+      <w:start w:val="1"/>
+      <w:numFmt w:val="bullet"/>
+      <w:lvlText w:val=""/>
+      <w:lvlJc w:val="left"/>
+      <w:pPr>
+        <w:ind w:left="2880" w:hanging="360"/>
+      </w:pPr>
+      <w:rPr>
+        <w:rFonts w:ascii="Symbol" w:hAnsi="Symbol" w:hint="default"/>
+      </w:rPr>
+    </w:lvl>
+    <w:lvl w:ilvl="4" w:tplc="04090003" w:tentative="1">
+      <w:start w:val="1"/>
+      <w:numFmt w:val="bullet"/>
+      <w:lvlText w:val="o"/>
+      <w:lvlJc w:val="left"/>
+      <w:pPr>
+        <w:ind w:left="3600" w:hanging="360"/>
+      </w:pPr>
+      <w:rPr>
+        <w:rFonts w:ascii="Courier New" w:hAnsi="Courier New" w:cs="Courier New" w:hint="default"/>
+      </w:rPr>
+    </w:lvl>
+    <w:lvl w:ilvl="5" w:tplc="04090005" w:tentative="1">
+      <w:start w:val="1"/>
+      <w:numFmt w:val="bullet"/>
+      <w:lvlText w:val=""/>
+      <w:lvlJc w:val="left"/>
+      <w:pPr>
+        <w:ind w:left="4320" w:hanging="360"/>
+      </w:pPr>
+      <w:rPr>
+        <w:rFonts w:ascii="Wingdings" w:hAnsi="Wingdings" w:hint="default"/>
+      </w:rPr>
+    </w:lvl>
+    <w:lvl w:ilvl="6" w:tplc="04090001" w:tentative="1">
+      <w:start w:val="1"/>
+      <w:numFmt w:val="bullet"/>
+      <w:lvlText w:val=""/>
+      <w:lvlJc w:val="left"/>
+      <w:pPr>
+        <w:ind w:left="5040" w:hanging="360"/>
+      </w:pPr>
+      <w:rPr>
+        <w:rFonts w:ascii="Symbol" w:hAnsi="Symbol" w:hint="default"/>
+      </w:rPr>
+    </w:lvl>
+    <w:lvl w:ilvl="7" w:tplc="04090003" w:tentative="1">
+      <w:start w:val="1"/>
+      <w:numFmt w:val="bullet"/>
+      <w:lvlText w:val="o"/>
+      <w:lvlJc w:val="left"/>
+      <w:pPr>
+        <w:ind w:left="5760" w:hanging="360"/>
+      </w:pPr>
+      <w:rPr>
+        <w:rFonts w:ascii="Courier New" w:hAnsi="Courier New" w:cs="Courier New" w:hint="default"/>
+      </w:rPr>
+    </w:lvl>
+    <w:lvl w:ilvl="8" w:tplc="04090005" w:tentative="1">
+      <w:start w:val="1"/>
+      <w:numFmt w:val="bullet"/>
+      <w:lvlText w:val=""/>
+      <w:lvlJc w:val="left"/>
+      <w:pPr>
+        <w:ind w:left="6480" w:hanging="360"/>
+      </w:pPr>
+      <w:rPr>
+        <w:rFonts w:ascii="Wingdings" w:hAnsi="Wingdings" w:hint="default"/>
+      </w:rPr>
+    </w:lvl>
+  </w:abstractNum>
+  <w:abstractNum w:abstractNumId="8" w15:restartNumberingAfterBreak="0">
     <w:nsid w:val="58022018"/>
     <w:multiLevelType w:val="hybridMultilevel"/>
     <w:tmpl w:val="FBE065EC"/>
@@ -329,7 +1834,7 @@
       </w:rPr>
     </w:lvl>
   </w:abstractNum>
-  <w:abstractNum w:abstractNumId="1" w15:restartNumberingAfterBreak="0">
+  <w:abstractNum w:abstractNumId="9" w15:restartNumberingAfterBreak="0">
     <w:nsid w:val="59445AFE"/>
     <w:multiLevelType w:val="hybridMultilevel"/>
     <w:tmpl w:val="F1EECDD6"/>
@@ -442,7 +1947,7 @@
       </w:rPr>
     </w:lvl>
   </w:abstractNum>
-  <w:abstractNum w:abstractNumId="2" w15:restartNumberingAfterBreak="0">
+  <w:abstractNum w:abstractNumId="10" w15:restartNumberingAfterBreak="0">
     <w:nsid w:val="7E850BE6"/>
     <w:multiLevelType w:val="hybridMultilevel"/>
     <w:tmpl w:val="65CE0682"/>
@@ -555,7 +2060,7 @@
       </w:rPr>
     </w:lvl>
   </w:abstractNum>
-  <w:abstractNum w:abstractNumId="3" w15:restartNumberingAfterBreak="0">
+  <w:abstractNum w:abstractNumId="11" w15:restartNumberingAfterBreak="0">
     <w:nsid w:val="7F967D85"/>
     <w:multiLevelType w:val="hybridMultilevel"/>
     <w:tmpl w:val="326A6A24"/>
@@ -645,16 +2150,40 @@
     </w:lvl>
   </w:abstractNum>
   <w:num w:numId="1" w16cid:durableId="407504939">
+    <w:abstractNumId w:val="11"/>
+  </w:num>
+  <w:num w:numId="2" w16cid:durableId="353769052">
+    <w:abstractNumId w:val="10"/>
+  </w:num>
+  <w:num w:numId="3" w16cid:durableId="712539883">
+    <w:abstractNumId w:val="9"/>
+  </w:num>
+  <w:num w:numId="4" w16cid:durableId="5136452">
+    <w:abstractNumId w:val="8"/>
+  </w:num>
+  <w:num w:numId="5" w16cid:durableId="1444420350">
     <w:abstractNumId w:val="3"/>
   </w:num>
-  <w:num w:numId="2" w16cid:durableId="353769052">
+  <w:num w:numId="6" w16cid:durableId="1896578217">
+    <w:abstractNumId w:val="1"/>
+  </w:num>
+  <w:num w:numId="7" w16cid:durableId="1116093869">
+    <w:abstractNumId w:val="6"/>
+  </w:num>
+  <w:num w:numId="8" w16cid:durableId="1302536905">
     <w:abstractNumId w:val="2"/>
   </w:num>
-  <w:num w:numId="3" w16cid:durableId="712539883">
-    <w:abstractNumId w:val="1"/>
+  <w:num w:numId="9" w16cid:durableId="2019697847">
+    <w:abstractNumId w:val="4"/>
   </w:num>
-  <w:num w:numId="4" w16cid:durableId="5136452">
+  <w:num w:numId="10" w16cid:durableId="615065457">
+    <w:abstractNumId w:val="7"/>
+  </w:num>
+  <w:num w:numId="11" w16cid:durableId="1473522376">
     <w:abstractNumId w:val="0"/>
+  </w:num>
+  <w:num w:numId="12" w16cid:durableId="508177305">
+    <w:abstractNumId w:val="5"/>
   </w:num>
 </w:numbering>
 </file>
@@ -1059,6 +2588,7 @@
   <w:style w:type="paragraph" w:default="1" w:styleId="Normal">
     <w:name w:val="Normal"/>
     <w:qFormat/>
+    <w:rsid w:val="00C42405"/>
   </w:style>
   <w:style w:type="paragraph" w:styleId="Heading1">
     <w:name w:val="heading 1"/>
